--- a/results/phase1/backbone_report.docx
+++ b/results/phase1/backbone_report.docx
@@ -25,12 +25,17 @@
           <w:color w:val="1A7F37"/>
           <w:sz w:val="26"/>
         </w:rPr>
-        <w:t>Verdict: MediaPipe Pose + MediaPipe Hands.</w:t>
+        <w:t>Verdict: MediaPipe Pose (Tasks API, lite model) + MediaPipe Hands.</w:t>
       </w:r>
     </w:p>
     <w:p>
       <w:r>
-        <w:t>MediaPipe wins on the constraint that actually matters for this project — GPU memory. It runs entirely on CPU (0 MB VRAM), while the shared GPU on the deploy laptop has to be left free for the other robot modules. It also gave the most stable keypoints on the hard poses and had no second-person confusion. YOLO and RTMPose are faster on GPU but every one of those milliseconds is bought with VRAM the robot cannot spare, and both mis-locked onto a bystander in the test clips.</w:t>
+        <w:t>Switching from the legacy MediaPipe Solutions API to the newer Tasks API with the 'lite' pose model runs at 25 ms/frame (40 FPS) on CPU — essentially matching YOLO11n-pose on the GPU (24 ms), with zero VRAM, the same 33-landmark output, a built-in single-person model (no bystander lock-on), and none of YOLO's flyaway-keypoint bug. So the GPU question is largely moot for pose: the fast MediaPipe path is already as fast as the GPU alternatives and keeps the CUDA devices free for the other modules.</w:t>
+      </w:r>
+    </w:p>
+    <w:p>
+      <w:r>
+        <w:t>On MediaPipe + GPU specifically (what you asked for): the delegate exists and works on Linux — the deploy OS — but not on Windows, so it cannot be measured on this dev machine (see section 5c for what to expect and how to measure it on the Acer). It uses OpenGL ES compute, not CUDA, so it would not contend with the CUDA modules for compute cores; its VRAM footprint is small (tens of MB) but non-zero.</w:t>
       </w:r>
     </w:p>
     <w:p>
@@ -175,7 +180,114 @@
                 <w:b w:val="0"/>
                 <w:sz w:val="18"/>
               </w:rPr>
-              <w:t>MediaPipe Pose</w:t>
+              <w:t>MediaPipe Tasks — lite</w:t>
+            </w:r>
+          </w:p>
+        </w:tc>
+        <w:tc>
+          <w:tcPr>
+            <w:tcW w:type="dxa" w:w="1234"/>
+          </w:tcPr>
+          <w:p>
+            <w:r/>
+            <w:r>
+              <w:rPr>
+                <w:b w:val="0"/>
+                <w:sz w:val="18"/>
+              </w:rPr>
+              <w:t>0 (CPU)</w:t>
+            </w:r>
+          </w:p>
+        </w:tc>
+        <w:tc>
+          <w:tcPr>
+            <w:tcW w:type="dxa" w:w="1234"/>
+          </w:tcPr>
+          <w:p>
+            <w:r/>
+            <w:r>
+              <w:rPr>
+                <w:b w:val="0"/>
+                <w:sz w:val="18"/>
+              </w:rPr>
+              <w:t>25</w:t>
+            </w:r>
+          </w:p>
+        </w:tc>
+        <w:tc>
+          <w:tcPr>
+            <w:tcW w:type="dxa" w:w="1234"/>
+          </w:tcPr>
+          <w:p>
+            <w:r/>
+            <w:r>
+              <w:rPr>
+                <w:b w:val="0"/>
+                <w:sz w:val="18"/>
+              </w:rPr>
+              <w:t>25 (CPU)</w:t>
+            </w:r>
+          </w:p>
+        </w:tc>
+        <w:tc>
+          <w:tcPr>
+            <w:tcW w:type="dxa" w:w="1234"/>
+          </w:tcPr>
+          <w:p>
+            <w:r/>
+            <w:r>
+              <w:rPr>
+                <w:b w:val="0"/>
+                <w:sz w:val="18"/>
+              </w:rPr>
+              <w:t>100%</w:t>
+            </w:r>
+          </w:p>
+        </w:tc>
+        <w:tc>
+          <w:tcPr>
+            <w:tcW w:type="dxa" w:w="1234"/>
+          </w:tcPr>
+          <w:p>
+            <w:r/>
+            <w:r>
+              <w:rPr>
+                <w:b w:val="0"/>
+                <w:sz w:val="18"/>
+              </w:rPr>
+              <w:t>Same skeleton quality as the Solutions API — clean on squat/sit, no flyaways, no bystander — but ~1.5x faster on CPU. This is the one to use.</w:t>
+            </w:r>
+          </w:p>
+        </w:tc>
+        <w:tc>
+          <w:tcPr>
+            <w:tcW w:type="dxa" w:w="1234"/>
+          </w:tcPr>
+          <w:p>
+            <w:r/>
+            <w:r>
+              <w:rPr>
+                <w:b w:val="0"/>
+                <w:sz w:val="18"/>
+              </w:rPr>
+              <w:t>YES - default</w:t>
+            </w:r>
+          </w:p>
+        </w:tc>
+      </w:tr>
+      <w:tr>
+        <w:tc>
+          <w:tcPr>
+            <w:tcW w:type="dxa" w:w="1234"/>
+          </w:tcPr>
+          <w:p>
+            <w:r/>
+            <w:r>
+              <w:rPr>
+                <w:b w:val="0"/>
+                <w:sz w:val="18"/>
+              </w:rPr>
+              <w:t>MediaPipe Pose (Solutions API)</w:t>
             </w:r>
           </w:p>
         </w:tc>
@@ -250,7 +362,7 @@
                 <w:b w:val="0"/>
                 <w:sz w:val="18"/>
               </w:rPr>
-              <w:t>Stable on squat/sit. No flyaway keypoints; single-person model so it never jumps to the bystander. Occluded legs are inferred, occasionally implausible on the worst floor frames.</w:t>
+              <w:t>Stable on squat/sit. No flyaway keypoints; single-person model so it never jumps to the bystander. Occluded legs inferred, occasionally implausible on the worst floor frames.</w:t>
             </w:r>
           </w:p>
         </w:tc>
@@ -265,7 +377,7 @@
                 <w:b w:val="0"/>
                 <w:sz w:val="18"/>
               </w:rPr>
-              <w:t>YES - default</w:t>
+              <w:t>no</w:t>
             </w:r>
           </w:p>
         </w:tc>
@@ -698,13 +810,227 @@
           </w:p>
         </w:tc>
       </w:tr>
+      <w:tr>
+        <w:tc>
+          <w:tcPr>
+            <w:tcW w:type="dxa" w:w="1234"/>
+          </w:tcPr>
+          <w:p>
+            <w:r/>
+            <w:r>
+              <w:rPr>
+                <w:b w:val="0"/>
+                <w:sz w:val="18"/>
+              </w:rPr>
+              <w:t>MediaPipe Tasks — full</w:t>
+            </w:r>
+          </w:p>
+        </w:tc>
+        <w:tc>
+          <w:tcPr>
+            <w:tcW w:type="dxa" w:w="1234"/>
+          </w:tcPr>
+          <w:p>
+            <w:r/>
+            <w:r>
+              <w:rPr>
+                <w:b w:val="0"/>
+                <w:sz w:val="18"/>
+              </w:rPr>
+              <w:t>0 (CPU)</w:t>
+            </w:r>
+          </w:p>
+        </w:tc>
+        <w:tc>
+          <w:tcPr>
+            <w:tcW w:type="dxa" w:w="1234"/>
+          </w:tcPr>
+          <w:p>
+            <w:r/>
+            <w:r>
+              <w:rPr>
+                <w:b w:val="0"/>
+                <w:sz w:val="18"/>
+              </w:rPr>
+              <w:t>37</w:t>
+            </w:r>
+          </w:p>
+        </w:tc>
+        <w:tc>
+          <w:tcPr>
+            <w:tcW w:type="dxa" w:w="1234"/>
+          </w:tcPr>
+          <w:p>
+            <w:r/>
+            <w:r>
+              <w:rPr>
+                <w:b w:val="0"/>
+                <w:sz w:val="18"/>
+              </w:rPr>
+              <w:t>36 (CPU)</w:t>
+            </w:r>
+          </w:p>
+        </w:tc>
+        <w:tc>
+          <w:tcPr>
+            <w:tcW w:type="dxa" w:w="1234"/>
+          </w:tcPr>
+          <w:p>
+            <w:r/>
+            <w:r>
+              <w:rPr>
+                <w:b w:val="0"/>
+                <w:sz w:val="18"/>
+              </w:rPr>
+              <w:t>100%</w:t>
+            </w:r>
+          </w:p>
+        </w:tc>
+        <w:tc>
+          <w:tcPr>
+            <w:tcW w:type="dxa" w:w="1234"/>
+          </w:tcPr>
+          <w:p>
+            <w:r/>
+            <w:r>
+              <w:rPr>
+                <w:b w:val="0"/>
+                <w:sz w:val="18"/>
+              </w:rPr>
+              <w:t>Marginally steadier than lite on the occluded floor frames; ~1.5x slower.</w:t>
+            </w:r>
+          </w:p>
+        </w:tc>
+        <w:tc>
+          <w:tcPr>
+            <w:tcW w:type="dxa" w:w="1234"/>
+          </w:tcPr>
+          <w:p>
+            <w:r/>
+            <w:r>
+              <w:rPr>
+                <w:b w:val="0"/>
+                <w:sz w:val="18"/>
+              </w:rPr>
+              <w:t>no</w:t>
+            </w:r>
+          </w:p>
+        </w:tc>
+      </w:tr>
+      <w:tr>
+        <w:tc>
+          <w:tcPr>
+            <w:tcW w:type="dxa" w:w="1234"/>
+          </w:tcPr>
+          <w:p>
+            <w:r/>
+            <w:r>
+              <w:rPr>
+                <w:b w:val="0"/>
+                <w:sz w:val="18"/>
+              </w:rPr>
+              <w:t>MediaPipe Tasks — heavy</w:t>
+            </w:r>
+          </w:p>
+        </w:tc>
+        <w:tc>
+          <w:tcPr>
+            <w:tcW w:type="dxa" w:w="1234"/>
+          </w:tcPr>
+          <w:p>
+            <w:r/>
+            <w:r>
+              <w:rPr>
+                <w:b w:val="0"/>
+                <w:sz w:val="18"/>
+              </w:rPr>
+              <w:t>0 (CPU)</w:t>
+            </w:r>
+          </w:p>
+        </w:tc>
+        <w:tc>
+          <w:tcPr>
+            <w:tcW w:type="dxa" w:w="1234"/>
+          </w:tcPr>
+          <w:p>
+            <w:r/>
+            <w:r>
+              <w:rPr>
+                <w:b w:val="0"/>
+                <w:sz w:val="18"/>
+              </w:rPr>
+              <w:t>109</w:t>
+            </w:r>
+          </w:p>
+        </w:tc>
+        <w:tc>
+          <w:tcPr>
+            <w:tcW w:type="dxa" w:w="1234"/>
+          </w:tcPr>
+          <w:p>
+            <w:r/>
+            <w:r>
+              <w:rPr>
+                <w:b w:val="0"/>
+                <w:sz w:val="18"/>
+              </w:rPr>
+              <w:t>108 (CPU)</w:t>
+            </w:r>
+          </w:p>
+        </w:tc>
+        <w:tc>
+          <w:tcPr>
+            <w:tcW w:type="dxa" w:w="1234"/>
+          </w:tcPr>
+          <w:p>
+            <w:r/>
+            <w:r>
+              <w:rPr>
+                <w:b w:val="0"/>
+                <w:sz w:val="18"/>
+              </w:rPr>
+              <w:t>100%</w:t>
+            </w:r>
+          </w:p>
+        </w:tc>
+        <w:tc>
+          <w:tcPr>
+            <w:tcW w:type="dxa" w:w="1234"/>
+          </w:tcPr>
+          <w:p>
+            <w:r/>
+            <w:r>
+              <w:rPr>
+                <w:b w:val="0"/>
+                <w:sz w:val="18"/>
+              </w:rPr>
+              <w:t>Best MediaPipe skeleton, but 108 ms/frame on CPU — no faster than YOLO11n and much slower than lite.</w:t>
+            </w:r>
+          </w:p>
+        </w:tc>
+        <w:tc>
+          <w:tcPr>
+            <w:tcW w:type="dxa" w:w="1234"/>
+          </w:tcPr>
+          <w:p>
+            <w:r/>
+            <w:r>
+              <w:rPr>
+                <w:b w:val="0"/>
+                <w:sz w:val="18"/>
+              </w:rPr>
+              <w:t>no</w:t>
+            </w:r>
+          </w:p>
+        </w:tc>
+      </w:tr>
     </w:tbl>
     <w:p>
       <w:r>
         <w:rPr>
           <w:sz w:val="18"/>
         </w:rPr>
-        <w:t>VRAM: MediaPipe 0 (CPU). CPU/GPU ms are per frame on squat_01, this machine. 'Detect' = frames with a person found, averaged over the three posture clips.</w:t>
+        <w:t>CPU/GPU ms are per frame on squat_01, this machine (RTX 3050, proxy for the Acer). VRAM is the CUDA figure for the GPU-capable backends; MediaPipe is 0 on CPU and small-but-unmeasured on the Linux GL delegate. 'Detect' = frames with a person found, averaged over the three posture clips.</w:t>
       </w:r>
     </w:p>
     <w:p>
@@ -727,7 +1053,7 @@
     </w:p>
     <w:p>
       <w:r>
-        <w:t>Note: the MediaPipe Python wheel is CPU-only on both Windows and Linux — there is no GPU delegate through pip — so its 'GPU' row is identical to CPU.</w:t>
+        <w:t>MediaPipe is tested two ways: the legacy Solutions API (model_complexity=1, what backbone/pose.py currently uses) and the current Tasks API (pose_landmarker lite / full / heavy). Only the Tasks API has a GPU delegate, and only on Linux.</w:t>
       </w:r>
     </w:p>
     <w:p>
@@ -888,7 +1214,7 @@
                 <w:b w:val="0"/>
                 <w:sz w:val="18"/>
               </w:rPr>
-              <w:t>MediaPipe Pose</w:t>
+              <w:t>MediaPipe Pose (Solutions API)</w:t>
             </w:r>
           </w:p>
         </w:tc>
@@ -1486,6 +1812,372 @@
           </w:p>
         </w:tc>
       </w:tr>
+      <w:tr>
+        <w:tc>
+          <w:tcPr>
+            <w:tcW w:type="dxa" w:w="1080"/>
+          </w:tcPr>
+          <w:p>
+            <w:r/>
+            <w:r>
+              <w:rPr>
+                <w:b w:val="0"/>
+                <w:sz w:val="18"/>
+              </w:rPr>
+              <w:t>MediaPipe Tasks — lite</w:t>
+            </w:r>
+          </w:p>
+        </w:tc>
+        <w:tc>
+          <w:tcPr>
+            <w:tcW w:type="dxa" w:w="1080"/>
+          </w:tcPr>
+          <w:p>
+            <w:r/>
+            <w:r>
+              <w:rPr>
+                <w:b w:val="0"/>
+                <w:sz w:val="18"/>
+              </w:rPr>
+              <w:t>cpu</w:t>
+            </w:r>
+          </w:p>
+        </w:tc>
+        <w:tc>
+          <w:tcPr>
+            <w:tcW w:type="dxa" w:w="1080"/>
+          </w:tcPr>
+          <w:p>
+            <w:r/>
+            <w:r>
+              <w:rPr>
+                <w:b w:val="0"/>
+                <w:sz w:val="18"/>
+              </w:rPr>
+              <w:t>24.8</w:t>
+            </w:r>
+          </w:p>
+        </w:tc>
+        <w:tc>
+          <w:tcPr>
+            <w:tcW w:type="dxa" w:w="1080"/>
+          </w:tcPr>
+          <w:p>
+            <w:r/>
+            <w:r>
+              <w:rPr>
+                <w:b w:val="0"/>
+                <w:sz w:val="18"/>
+              </w:rPr>
+              <w:t>28.0</w:t>
+            </w:r>
+          </w:p>
+        </w:tc>
+        <w:tc>
+          <w:tcPr>
+            <w:tcW w:type="dxa" w:w="1080"/>
+          </w:tcPr>
+          <w:p>
+            <w:r/>
+            <w:r>
+              <w:rPr>
+                <w:b w:val="0"/>
+                <w:sz w:val="18"/>
+              </w:rPr>
+              <w:t>40.3</w:t>
+            </w:r>
+          </w:p>
+        </w:tc>
+        <w:tc>
+          <w:tcPr>
+            <w:tcW w:type="dxa" w:w="1080"/>
+          </w:tcPr>
+          <w:p>
+            <w:r/>
+            <w:r>
+              <w:rPr>
+                <w:b w:val="0"/>
+                <w:sz w:val="18"/>
+              </w:rPr>
+              <w:t>26.8</w:t>
+            </w:r>
+          </w:p>
+        </w:tc>
+        <w:tc>
+          <w:tcPr>
+            <w:tcW w:type="dxa" w:w="1080"/>
+          </w:tcPr>
+          <w:p>
+            <w:r/>
+            <w:r>
+              <w:rPr>
+                <w:b w:val="0"/>
+                <w:sz w:val="18"/>
+              </w:rPr>
+              <w:t>26.0</w:t>
+            </w:r>
+          </w:p>
+        </w:tc>
+        <w:tc>
+          <w:tcPr>
+            <w:tcW w:type="dxa" w:w="1080"/>
+          </w:tcPr>
+          <w:p>
+            <w:r/>
+            <w:r>
+              <w:rPr>
+                <w:b w:val="0"/>
+                <w:sz w:val="18"/>
+              </w:rPr>
+              <w:t>0</w:t>
+            </w:r>
+          </w:p>
+        </w:tc>
+      </w:tr>
+      <w:tr>
+        <w:tc>
+          <w:tcPr>
+            <w:tcW w:type="dxa" w:w="1080"/>
+          </w:tcPr>
+          <w:p>
+            <w:r/>
+            <w:r>
+              <w:rPr>
+                <w:b w:val="0"/>
+                <w:sz w:val="18"/>
+              </w:rPr>
+              <w:t>MediaPipe Tasks — full</w:t>
+            </w:r>
+          </w:p>
+        </w:tc>
+        <w:tc>
+          <w:tcPr>
+            <w:tcW w:type="dxa" w:w="1080"/>
+          </w:tcPr>
+          <w:p>
+            <w:r/>
+            <w:r>
+              <w:rPr>
+                <w:b w:val="0"/>
+                <w:sz w:val="18"/>
+              </w:rPr>
+              <w:t>cpu</w:t>
+            </w:r>
+          </w:p>
+        </w:tc>
+        <w:tc>
+          <w:tcPr>
+            <w:tcW w:type="dxa" w:w="1080"/>
+          </w:tcPr>
+          <w:p>
+            <w:r/>
+            <w:r>
+              <w:rPr>
+                <w:b w:val="0"/>
+                <w:sz w:val="18"/>
+              </w:rPr>
+              <w:t>36.9</w:t>
+            </w:r>
+          </w:p>
+        </w:tc>
+        <w:tc>
+          <w:tcPr>
+            <w:tcW w:type="dxa" w:w="1080"/>
+          </w:tcPr>
+          <w:p>
+            <w:r/>
+            <w:r>
+              <w:rPr>
+                <w:b w:val="0"/>
+                <w:sz w:val="18"/>
+              </w:rPr>
+              <w:t>41.1</w:t>
+            </w:r>
+          </w:p>
+        </w:tc>
+        <w:tc>
+          <w:tcPr>
+            <w:tcW w:type="dxa" w:w="1080"/>
+          </w:tcPr>
+          <w:p>
+            <w:r/>
+            <w:r>
+              <w:rPr>
+                <w:b w:val="0"/>
+                <w:sz w:val="18"/>
+              </w:rPr>
+              <w:t>27.1</w:t>
+            </w:r>
+          </w:p>
+        </w:tc>
+        <w:tc>
+          <w:tcPr>
+            <w:tcW w:type="dxa" w:w="1080"/>
+          </w:tcPr>
+          <w:p>
+            <w:r/>
+            <w:r>
+              <w:rPr>
+                <w:b w:val="0"/>
+                <w:sz w:val="18"/>
+              </w:rPr>
+              <w:t>36.6</w:t>
+            </w:r>
+          </w:p>
+        </w:tc>
+        <w:tc>
+          <w:tcPr>
+            <w:tcW w:type="dxa" w:w="1080"/>
+          </w:tcPr>
+          <w:p>
+            <w:r/>
+            <w:r>
+              <w:rPr>
+                <w:b w:val="0"/>
+                <w:sz w:val="18"/>
+              </w:rPr>
+              <w:t>35.0</w:t>
+            </w:r>
+          </w:p>
+        </w:tc>
+        <w:tc>
+          <w:tcPr>
+            <w:tcW w:type="dxa" w:w="1080"/>
+          </w:tcPr>
+          <w:p>
+            <w:r/>
+            <w:r>
+              <w:rPr>
+                <w:b w:val="0"/>
+                <w:sz w:val="18"/>
+              </w:rPr>
+              <w:t>0</w:t>
+            </w:r>
+          </w:p>
+        </w:tc>
+      </w:tr>
+      <w:tr>
+        <w:tc>
+          <w:tcPr>
+            <w:tcW w:type="dxa" w:w="1080"/>
+          </w:tcPr>
+          <w:p>
+            <w:r/>
+            <w:r>
+              <w:rPr>
+                <w:b w:val="0"/>
+                <w:sz w:val="18"/>
+              </w:rPr>
+              <w:t>MediaPipe Tasks — heavy</w:t>
+            </w:r>
+          </w:p>
+        </w:tc>
+        <w:tc>
+          <w:tcPr>
+            <w:tcW w:type="dxa" w:w="1080"/>
+          </w:tcPr>
+          <w:p>
+            <w:r/>
+            <w:r>
+              <w:rPr>
+                <w:b w:val="0"/>
+                <w:sz w:val="18"/>
+              </w:rPr>
+              <w:t>cpu</w:t>
+            </w:r>
+          </w:p>
+        </w:tc>
+        <w:tc>
+          <w:tcPr>
+            <w:tcW w:type="dxa" w:w="1080"/>
+          </w:tcPr>
+          <w:p>
+            <w:r/>
+            <w:r>
+              <w:rPr>
+                <w:b w:val="0"/>
+                <w:sz w:val="18"/>
+              </w:rPr>
+              <w:t>108.7</w:t>
+            </w:r>
+          </w:p>
+        </w:tc>
+        <w:tc>
+          <w:tcPr>
+            <w:tcW w:type="dxa" w:w="1080"/>
+          </w:tcPr>
+          <w:p>
+            <w:r/>
+            <w:r>
+              <w:rPr>
+                <w:b w:val="0"/>
+                <w:sz w:val="18"/>
+              </w:rPr>
+              <w:t>118.6</w:t>
+            </w:r>
+          </w:p>
+        </w:tc>
+        <w:tc>
+          <w:tcPr>
+            <w:tcW w:type="dxa" w:w="1080"/>
+          </w:tcPr>
+          <w:p>
+            <w:r/>
+            <w:r>
+              <w:rPr>
+                <w:b w:val="0"/>
+                <w:sz w:val="18"/>
+              </w:rPr>
+              <w:t>9.2</w:t>
+            </w:r>
+          </w:p>
+        </w:tc>
+        <w:tc>
+          <w:tcPr>
+            <w:tcW w:type="dxa" w:w="1080"/>
+          </w:tcPr>
+          <w:p>
+            <w:r/>
+            <w:r>
+              <w:rPr>
+                <w:b w:val="0"/>
+                <w:sz w:val="18"/>
+              </w:rPr>
+              <w:t>123.9</w:t>
+            </w:r>
+          </w:p>
+        </w:tc>
+        <w:tc>
+          <w:tcPr>
+            <w:tcW w:type="dxa" w:w="1080"/>
+          </w:tcPr>
+          <w:p>
+            <w:r/>
+            <w:r>
+              <w:rPr>
+                <w:b w:val="0"/>
+                <w:sz w:val="18"/>
+              </w:rPr>
+              <w:t>167.8</w:t>
+            </w:r>
+          </w:p>
+        </w:tc>
+        <w:tc>
+          <w:tcPr>
+            <w:tcW w:type="dxa" w:w="1080"/>
+          </w:tcPr>
+          <w:p>
+            <w:r/>
+            <w:r>
+              <w:rPr>
+                <w:b w:val="0"/>
+                <w:sz w:val="18"/>
+              </w:rPr>
+              <w:t>0</w:t>
+            </w:r>
+          </w:p>
+        </w:tc>
+      </w:tr>
     </w:tbl>
     <w:p>
       <w:pPr>
@@ -1645,7 +2337,7 @@
                 <w:b w:val="0"/>
                 <w:sz w:val="18"/>
               </w:rPr>
-              <w:t>MediaPipe Pose</w:t>
+              <w:t>MediaPipe Pose (Solutions API)</w:t>
             </w:r>
           </w:p>
         </w:tc>
@@ -2243,6 +2935,372 @@
           </w:p>
         </w:tc>
       </w:tr>
+      <w:tr>
+        <w:tc>
+          <w:tcPr>
+            <w:tcW w:type="dxa" w:w="1080"/>
+          </w:tcPr>
+          <w:p>
+            <w:r/>
+            <w:r>
+              <w:rPr>
+                <w:b w:val="0"/>
+                <w:sz w:val="18"/>
+              </w:rPr>
+              <w:t>MediaPipe Tasks — lite</w:t>
+            </w:r>
+          </w:p>
+        </w:tc>
+        <w:tc>
+          <w:tcPr>
+            <w:tcW w:type="dxa" w:w="1080"/>
+          </w:tcPr>
+          <w:p>
+            <w:r/>
+            <w:r>
+              <w:rPr>
+                <w:b w:val="0"/>
+                <w:sz w:val="18"/>
+              </w:rPr>
+              <w:t>cpu (gpu n/a)</w:t>
+            </w:r>
+          </w:p>
+        </w:tc>
+        <w:tc>
+          <w:tcPr>
+            <w:tcW w:type="dxa" w:w="1080"/>
+          </w:tcPr>
+          <w:p>
+            <w:r/>
+            <w:r>
+              <w:rPr>
+                <w:b w:val="0"/>
+                <w:sz w:val="18"/>
+              </w:rPr>
+              <w:t>25.2</w:t>
+            </w:r>
+          </w:p>
+        </w:tc>
+        <w:tc>
+          <w:tcPr>
+            <w:tcW w:type="dxa" w:w="1080"/>
+          </w:tcPr>
+          <w:p>
+            <w:r/>
+            <w:r>
+              <w:rPr>
+                <w:b w:val="0"/>
+                <w:sz w:val="18"/>
+              </w:rPr>
+              <w:t>29.5</w:t>
+            </w:r>
+          </w:p>
+        </w:tc>
+        <w:tc>
+          <w:tcPr>
+            <w:tcW w:type="dxa" w:w="1080"/>
+          </w:tcPr>
+          <w:p>
+            <w:r/>
+            <w:r>
+              <w:rPr>
+                <w:b w:val="0"/>
+                <w:sz w:val="18"/>
+              </w:rPr>
+              <w:t>39.6</w:t>
+            </w:r>
+          </w:p>
+        </w:tc>
+        <w:tc>
+          <w:tcPr>
+            <w:tcW w:type="dxa" w:w="1080"/>
+          </w:tcPr>
+          <w:p>
+            <w:r/>
+            <w:r>
+              <w:rPr>
+                <w:b w:val="0"/>
+                <w:sz w:val="18"/>
+              </w:rPr>
+              <w:t>26.8</w:t>
+            </w:r>
+          </w:p>
+        </w:tc>
+        <w:tc>
+          <w:tcPr>
+            <w:tcW w:type="dxa" w:w="1080"/>
+          </w:tcPr>
+          <w:p>
+            <w:r/>
+            <w:r>
+              <w:rPr>
+                <w:b w:val="0"/>
+                <w:sz w:val="18"/>
+              </w:rPr>
+              <w:t>26.1</w:t>
+            </w:r>
+          </w:p>
+        </w:tc>
+        <w:tc>
+          <w:tcPr>
+            <w:tcW w:type="dxa" w:w="1080"/>
+          </w:tcPr>
+          <w:p>
+            <w:r/>
+            <w:r>
+              <w:rPr>
+                <w:b w:val="0"/>
+                <w:sz w:val="18"/>
+              </w:rPr>
+              <w:t>0</w:t>
+            </w:r>
+          </w:p>
+        </w:tc>
+      </w:tr>
+      <w:tr>
+        <w:tc>
+          <w:tcPr>
+            <w:tcW w:type="dxa" w:w="1080"/>
+          </w:tcPr>
+          <w:p>
+            <w:r/>
+            <w:r>
+              <w:rPr>
+                <w:b w:val="0"/>
+                <w:sz w:val="18"/>
+              </w:rPr>
+              <w:t>MediaPipe Tasks — full</w:t>
+            </w:r>
+          </w:p>
+        </w:tc>
+        <w:tc>
+          <w:tcPr>
+            <w:tcW w:type="dxa" w:w="1080"/>
+          </w:tcPr>
+          <w:p>
+            <w:r/>
+            <w:r>
+              <w:rPr>
+                <w:b w:val="0"/>
+                <w:sz w:val="18"/>
+              </w:rPr>
+              <w:t>cpu (gpu n/a)</w:t>
+            </w:r>
+          </w:p>
+        </w:tc>
+        <w:tc>
+          <w:tcPr>
+            <w:tcW w:type="dxa" w:w="1080"/>
+          </w:tcPr>
+          <w:p>
+            <w:r/>
+            <w:r>
+              <w:rPr>
+                <w:b w:val="0"/>
+                <w:sz w:val="18"/>
+              </w:rPr>
+              <w:t>36.5</w:t>
+            </w:r>
+          </w:p>
+        </w:tc>
+        <w:tc>
+          <w:tcPr>
+            <w:tcW w:type="dxa" w:w="1080"/>
+          </w:tcPr>
+          <w:p>
+            <w:r/>
+            <w:r>
+              <w:rPr>
+                <w:b w:val="0"/>
+                <w:sz w:val="18"/>
+              </w:rPr>
+              <w:t>40.3</w:t>
+            </w:r>
+          </w:p>
+        </w:tc>
+        <w:tc>
+          <w:tcPr>
+            <w:tcW w:type="dxa" w:w="1080"/>
+          </w:tcPr>
+          <w:p>
+            <w:r/>
+            <w:r>
+              <w:rPr>
+                <w:b w:val="0"/>
+                <w:sz w:val="18"/>
+              </w:rPr>
+              <w:t>27.4</w:t>
+            </w:r>
+          </w:p>
+        </w:tc>
+        <w:tc>
+          <w:tcPr>
+            <w:tcW w:type="dxa" w:w="1080"/>
+          </w:tcPr>
+          <w:p>
+            <w:r/>
+            <w:r>
+              <w:rPr>
+                <w:b w:val="0"/>
+                <w:sz w:val="18"/>
+              </w:rPr>
+              <w:t>36.0</w:t>
+            </w:r>
+          </w:p>
+        </w:tc>
+        <w:tc>
+          <w:tcPr>
+            <w:tcW w:type="dxa" w:w="1080"/>
+          </w:tcPr>
+          <w:p>
+            <w:r/>
+            <w:r>
+              <w:rPr>
+                <w:b w:val="0"/>
+                <w:sz w:val="18"/>
+              </w:rPr>
+              <w:t>36.9</w:t>
+            </w:r>
+          </w:p>
+        </w:tc>
+        <w:tc>
+          <w:tcPr>
+            <w:tcW w:type="dxa" w:w="1080"/>
+          </w:tcPr>
+          <w:p>
+            <w:r/>
+            <w:r>
+              <w:rPr>
+                <w:b w:val="0"/>
+                <w:sz w:val="18"/>
+              </w:rPr>
+              <w:t>0</w:t>
+            </w:r>
+          </w:p>
+        </w:tc>
+      </w:tr>
+      <w:tr>
+        <w:tc>
+          <w:tcPr>
+            <w:tcW w:type="dxa" w:w="1080"/>
+          </w:tcPr>
+          <w:p>
+            <w:r/>
+            <w:r>
+              <w:rPr>
+                <w:b w:val="0"/>
+                <w:sz w:val="18"/>
+              </w:rPr>
+              <w:t>MediaPipe Tasks — heavy</w:t>
+            </w:r>
+          </w:p>
+        </w:tc>
+        <w:tc>
+          <w:tcPr>
+            <w:tcW w:type="dxa" w:w="1080"/>
+          </w:tcPr>
+          <w:p>
+            <w:r/>
+            <w:r>
+              <w:rPr>
+                <w:b w:val="0"/>
+                <w:sz w:val="18"/>
+              </w:rPr>
+              <w:t>cpu (gpu n/a)</w:t>
+            </w:r>
+          </w:p>
+        </w:tc>
+        <w:tc>
+          <w:tcPr>
+            <w:tcW w:type="dxa" w:w="1080"/>
+          </w:tcPr>
+          <w:p>
+            <w:r/>
+            <w:r>
+              <w:rPr>
+                <w:b w:val="0"/>
+                <w:sz w:val="18"/>
+              </w:rPr>
+              <w:t>108.0</w:t>
+            </w:r>
+          </w:p>
+        </w:tc>
+        <w:tc>
+          <w:tcPr>
+            <w:tcW w:type="dxa" w:w="1080"/>
+          </w:tcPr>
+          <w:p>
+            <w:r/>
+            <w:r>
+              <w:rPr>
+                <w:b w:val="0"/>
+                <w:sz w:val="18"/>
+              </w:rPr>
+              <w:t>112.6</w:t>
+            </w:r>
+          </w:p>
+        </w:tc>
+        <w:tc>
+          <w:tcPr>
+            <w:tcW w:type="dxa" w:w="1080"/>
+          </w:tcPr>
+          <w:p>
+            <w:r/>
+            <w:r>
+              <w:rPr>
+                <w:b w:val="0"/>
+                <w:sz w:val="18"/>
+              </w:rPr>
+              <w:t>9.3</w:t>
+            </w:r>
+          </w:p>
+        </w:tc>
+        <w:tc>
+          <w:tcPr>
+            <w:tcW w:type="dxa" w:w="1080"/>
+          </w:tcPr>
+          <w:p>
+            <w:r/>
+            <w:r>
+              <w:rPr>
+                <w:b w:val="0"/>
+                <w:sz w:val="18"/>
+              </w:rPr>
+              <w:t>179.7</w:t>
+            </w:r>
+          </w:p>
+        </w:tc>
+        <w:tc>
+          <w:tcPr>
+            <w:tcW w:type="dxa" w:w="1080"/>
+          </w:tcPr>
+          <w:p>
+            <w:r/>
+            <w:r>
+              <w:rPr>
+                <w:b w:val="0"/>
+                <w:sz w:val="18"/>
+              </w:rPr>
+              <w:t>141.7</w:t>
+            </w:r>
+          </w:p>
+        </w:tc>
+        <w:tc>
+          <w:tcPr>
+            <w:tcW w:type="dxa" w:w="1080"/>
+          </w:tcPr>
+          <w:p>
+            <w:r/>
+            <w:r>
+              <w:rPr>
+                <w:b w:val="0"/>
+                <w:sz w:val="18"/>
+              </w:rPr>
+              <w:t>0</w:t>
+            </w:r>
+          </w:p>
+        </w:tc>
+      </w:tr>
     </w:tbl>
     <w:p>
       <w:pPr>
@@ -2343,7 +3401,7 @@
                 <w:b w:val="0"/>
                 <w:sz w:val="18"/>
               </w:rPr>
-              <w:t>MediaPipe Pose</w:t>
+              <w:t>MediaPipe Pose (Solutions API)</w:t>
             </w:r>
           </w:p>
         </w:tc>
@@ -2641,6 +3699,192 @@
           </w:p>
         </w:tc>
       </w:tr>
+      <w:tr>
+        <w:tc>
+          <w:tcPr>
+            <w:tcW w:type="dxa" w:w="2160"/>
+          </w:tcPr>
+          <w:p>
+            <w:r/>
+            <w:r>
+              <w:rPr>
+                <w:b w:val="0"/>
+                <w:sz w:val="18"/>
+              </w:rPr>
+              <w:t>MediaPipe Tasks — lite</w:t>
+            </w:r>
+          </w:p>
+        </w:tc>
+        <w:tc>
+          <w:tcPr>
+            <w:tcW w:type="dxa" w:w="2160"/>
+          </w:tcPr>
+          <w:p>
+            <w:r/>
+            <w:r>
+              <w:rPr>
+                <w:b w:val="0"/>
+                <w:sz w:val="18"/>
+              </w:rPr>
+              <w:t>40/40</w:t>
+            </w:r>
+          </w:p>
+        </w:tc>
+        <w:tc>
+          <w:tcPr>
+            <w:tcW w:type="dxa" w:w="2160"/>
+          </w:tcPr>
+          <w:p>
+            <w:r/>
+            <w:r>
+              <w:rPr>
+                <w:b w:val="0"/>
+                <w:sz w:val="18"/>
+              </w:rPr>
+              <w:t>40/40</w:t>
+            </w:r>
+          </w:p>
+        </w:tc>
+        <w:tc>
+          <w:tcPr>
+            <w:tcW w:type="dxa" w:w="2160"/>
+          </w:tcPr>
+          <w:p>
+            <w:r/>
+            <w:r>
+              <w:rPr>
+                <w:b w:val="0"/>
+                <w:sz w:val="18"/>
+              </w:rPr>
+              <w:t>40/40</w:t>
+            </w:r>
+          </w:p>
+        </w:tc>
+      </w:tr>
+      <w:tr>
+        <w:tc>
+          <w:tcPr>
+            <w:tcW w:type="dxa" w:w="2160"/>
+          </w:tcPr>
+          <w:p>
+            <w:r/>
+            <w:r>
+              <w:rPr>
+                <w:b w:val="0"/>
+                <w:sz w:val="18"/>
+              </w:rPr>
+              <w:t>MediaPipe Tasks — full</w:t>
+            </w:r>
+          </w:p>
+        </w:tc>
+        <w:tc>
+          <w:tcPr>
+            <w:tcW w:type="dxa" w:w="2160"/>
+          </w:tcPr>
+          <w:p>
+            <w:r/>
+            <w:r>
+              <w:rPr>
+                <w:b w:val="0"/>
+                <w:sz w:val="18"/>
+              </w:rPr>
+              <w:t>40/40</w:t>
+            </w:r>
+          </w:p>
+        </w:tc>
+        <w:tc>
+          <w:tcPr>
+            <w:tcW w:type="dxa" w:w="2160"/>
+          </w:tcPr>
+          <w:p>
+            <w:r/>
+            <w:r>
+              <w:rPr>
+                <w:b w:val="0"/>
+                <w:sz w:val="18"/>
+              </w:rPr>
+              <w:t>40/40</w:t>
+            </w:r>
+          </w:p>
+        </w:tc>
+        <w:tc>
+          <w:tcPr>
+            <w:tcW w:type="dxa" w:w="2160"/>
+          </w:tcPr>
+          <w:p>
+            <w:r/>
+            <w:r>
+              <w:rPr>
+                <w:b w:val="0"/>
+                <w:sz w:val="18"/>
+              </w:rPr>
+              <w:t>40/40</w:t>
+            </w:r>
+          </w:p>
+        </w:tc>
+      </w:tr>
+      <w:tr>
+        <w:tc>
+          <w:tcPr>
+            <w:tcW w:type="dxa" w:w="2160"/>
+          </w:tcPr>
+          <w:p>
+            <w:r/>
+            <w:r>
+              <w:rPr>
+                <w:b w:val="0"/>
+                <w:sz w:val="18"/>
+              </w:rPr>
+              <w:t>MediaPipe Tasks — heavy</w:t>
+            </w:r>
+          </w:p>
+        </w:tc>
+        <w:tc>
+          <w:tcPr>
+            <w:tcW w:type="dxa" w:w="2160"/>
+          </w:tcPr>
+          <w:p>
+            <w:r/>
+            <w:r>
+              <w:rPr>
+                <w:b w:val="0"/>
+                <w:sz w:val="18"/>
+              </w:rPr>
+              <w:t>40/40</w:t>
+            </w:r>
+          </w:p>
+        </w:tc>
+        <w:tc>
+          <w:tcPr>
+            <w:tcW w:type="dxa" w:w="2160"/>
+          </w:tcPr>
+          <w:p>
+            <w:r/>
+            <w:r>
+              <w:rPr>
+                <w:b w:val="0"/>
+                <w:sz w:val="18"/>
+              </w:rPr>
+              <w:t>40/40</w:t>
+            </w:r>
+          </w:p>
+        </w:tc>
+        <w:tc>
+          <w:tcPr>
+            <w:tcW w:type="dxa" w:w="2160"/>
+          </w:tcPr>
+          <w:p>
+            <w:r/>
+            <w:r>
+              <w:rPr>
+                <w:b w:val="0"/>
+                <w:sz w:val="18"/>
+              </w:rPr>
+              <w:t>40/40</w:t>
+            </w:r>
+          </w:p>
+        </w:tc>
+      </w:tr>
     </w:tbl>
     <w:p>
       <w:pPr>
@@ -2660,7 +3904,7 @@
         <w:pStyle w:val="Heading3"/>
       </w:pPr>
       <w:r>
-        <w:t>MediaPipe Pose — squat</w:t>
+        <w:t>MediaPipe Tasks — lite — squat</w:t>
       </w:r>
     </w:p>
     <w:p>
@@ -2676,7 +3920,7 @@
               <a:graphicData uri="http://schemas.openxmlformats.org/drawingml/2006/picture">
                 <pic:pic>
                   <pic:nvPicPr>
-                    <pic:cNvPr id="0" name="mediapipe_pose__squat__cpu.jpg"/>
+                    <pic:cNvPr id="0" name="mediapipe_tasks_lite__squat__cpu.jpg"/>
                     <pic:cNvPicPr/>
                   </pic:nvPicPr>
                   <pic:blipFill>
@@ -2704,7 +3948,7 @@
         <w:pStyle w:val="Heading3"/>
       </w:pPr>
       <w:r>
-        <w:t>MediaPipe Pose — laying</w:t>
+        <w:t>MediaPipe Tasks — lite — laying</w:t>
       </w:r>
     </w:p>
     <w:p>
@@ -2720,7 +3964,7 @@
               <a:graphicData uri="http://schemas.openxmlformats.org/drawingml/2006/picture">
                 <pic:pic>
                   <pic:nvPicPr>
-                    <pic:cNvPr id="0" name="mediapipe_pose__laying__cpu.jpg"/>
+                    <pic:cNvPr id="0" name="mediapipe_tasks_lite__laying__cpu.jpg"/>
                     <pic:cNvPicPr/>
                   </pic:nvPicPr>
                   <pic:blipFill>
@@ -2748,7 +3992,7 @@
         <w:pStyle w:val="Heading3"/>
       </w:pPr>
       <w:r>
-        <w:t>MediaPipe Pose — sit</w:t>
+        <w:t>MediaPipe Tasks — lite — sit</w:t>
       </w:r>
     </w:p>
     <w:p>
@@ -2764,11 +4008,143 @@
               <a:graphicData uri="http://schemas.openxmlformats.org/drawingml/2006/picture">
                 <pic:pic>
                   <pic:nvPicPr>
+                    <pic:cNvPr id="0" name="mediapipe_tasks_lite__sit__cpu.jpg"/>
+                    <pic:cNvPicPr/>
+                  </pic:nvPicPr>
+                  <pic:blipFill>
+                    <a:blip r:embed="rId11"/>
+                    <a:stretch>
+                      <a:fillRect/>
+                    </a:stretch>
+                  </pic:blipFill>
+                  <pic:spPr>
+                    <a:xfrm>
+                      <a:off x="0" y="0"/>
+                      <a:ext cx="5943600" cy="1320165"/>
+                    </a:xfrm>
+                    <a:prstGeom prst="rect"/>
+                  </pic:spPr>
+                </pic:pic>
+              </a:graphicData>
+            </a:graphic>
+          </wp:inline>
+        </w:drawing>
+      </w:r>
+    </w:p>
+    <w:p>
+      <w:pPr>
+        <w:pStyle w:val="Heading3"/>
+      </w:pPr>
+      <w:r>
+        <w:t>MediaPipe Pose (Solutions API) — squat</w:t>
+      </w:r>
+    </w:p>
+    <w:p>
+      <w:r>
+        <w:drawing>
+          <wp:inline xmlns:a="http://schemas.openxmlformats.org/drawingml/2006/main" xmlns:pic="http://schemas.openxmlformats.org/drawingml/2006/picture">
+            <wp:extent cx="5943600" cy="1320165"/>
+            <wp:docPr id="4" name="Picture 4"/>
+            <wp:cNvGraphicFramePr>
+              <a:graphicFrameLocks noChangeAspect="1"/>
+            </wp:cNvGraphicFramePr>
+            <a:graphic>
+              <a:graphicData uri="http://schemas.openxmlformats.org/drawingml/2006/picture">
+                <pic:pic>
+                  <pic:nvPicPr>
+                    <pic:cNvPr id="0" name="mediapipe_pose__squat__cpu.jpg"/>
+                    <pic:cNvPicPr/>
+                  </pic:nvPicPr>
+                  <pic:blipFill>
+                    <a:blip r:embed="rId12"/>
+                    <a:stretch>
+                      <a:fillRect/>
+                    </a:stretch>
+                  </pic:blipFill>
+                  <pic:spPr>
+                    <a:xfrm>
+                      <a:off x="0" y="0"/>
+                      <a:ext cx="5943600" cy="1320165"/>
+                    </a:xfrm>
+                    <a:prstGeom prst="rect"/>
+                  </pic:spPr>
+                </pic:pic>
+              </a:graphicData>
+            </a:graphic>
+          </wp:inline>
+        </w:drawing>
+      </w:r>
+    </w:p>
+    <w:p>
+      <w:pPr>
+        <w:pStyle w:val="Heading3"/>
+      </w:pPr>
+      <w:r>
+        <w:t>MediaPipe Pose (Solutions API) — laying</w:t>
+      </w:r>
+    </w:p>
+    <w:p>
+      <w:r>
+        <w:drawing>
+          <wp:inline xmlns:a="http://schemas.openxmlformats.org/drawingml/2006/main" xmlns:pic="http://schemas.openxmlformats.org/drawingml/2006/picture">
+            <wp:extent cx="5943600" cy="1320165"/>
+            <wp:docPr id="5" name="Picture 5"/>
+            <wp:cNvGraphicFramePr>
+              <a:graphicFrameLocks noChangeAspect="1"/>
+            </wp:cNvGraphicFramePr>
+            <a:graphic>
+              <a:graphicData uri="http://schemas.openxmlformats.org/drawingml/2006/picture">
+                <pic:pic>
+                  <pic:nvPicPr>
+                    <pic:cNvPr id="0" name="mediapipe_pose__laying__cpu.jpg"/>
+                    <pic:cNvPicPr/>
+                  </pic:nvPicPr>
+                  <pic:blipFill>
+                    <a:blip r:embed="rId13"/>
+                    <a:stretch>
+                      <a:fillRect/>
+                    </a:stretch>
+                  </pic:blipFill>
+                  <pic:spPr>
+                    <a:xfrm>
+                      <a:off x="0" y="0"/>
+                      <a:ext cx="5943600" cy="1320165"/>
+                    </a:xfrm>
+                    <a:prstGeom prst="rect"/>
+                  </pic:spPr>
+                </pic:pic>
+              </a:graphicData>
+            </a:graphic>
+          </wp:inline>
+        </w:drawing>
+      </w:r>
+    </w:p>
+    <w:p>
+      <w:pPr>
+        <w:pStyle w:val="Heading3"/>
+      </w:pPr>
+      <w:r>
+        <w:t>MediaPipe Pose (Solutions API) — sit</w:t>
+      </w:r>
+    </w:p>
+    <w:p>
+      <w:r>
+        <w:drawing>
+          <wp:inline xmlns:a="http://schemas.openxmlformats.org/drawingml/2006/main" xmlns:pic="http://schemas.openxmlformats.org/drawingml/2006/picture">
+            <wp:extent cx="5943600" cy="1320165"/>
+            <wp:docPr id="6" name="Picture 6"/>
+            <wp:cNvGraphicFramePr>
+              <a:graphicFrameLocks noChangeAspect="1"/>
+            </wp:cNvGraphicFramePr>
+            <a:graphic>
+              <a:graphicData uri="http://schemas.openxmlformats.org/drawingml/2006/picture">
+                <pic:pic>
+                  <pic:nvPicPr>
                     <pic:cNvPr id="0" name="mediapipe_pose__sit__cpu.jpg"/>
                     <pic:cNvPicPr/>
                   </pic:nvPicPr>
                   <pic:blipFill>
-                    <a:blip r:embed="rId11"/>
+                    <a:blip r:embed="rId14"/>
                     <a:stretch>
                       <a:fillRect/>
                     </a:stretch>
@@ -2800,7 +4176,7 @@
         <w:drawing>
           <wp:inline xmlns:a="http://schemas.openxmlformats.org/drawingml/2006/main" xmlns:pic="http://schemas.openxmlformats.org/drawingml/2006/picture">
             <wp:extent cx="5943600" cy="1320165"/>
-            <wp:docPr id="4" name="Picture 4"/>
+            <wp:docPr id="7" name="Picture 7"/>
             <wp:cNvGraphicFramePr>
               <a:graphicFrameLocks noChangeAspect="1"/>
             </wp:cNvGraphicFramePr>
@@ -2812,7 +4188,7 @@
                     <pic:cNvPicPr/>
                   </pic:nvPicPr>
                   <pic:blipFill>
-                    <a:blip r:embed="rId12"/>
+                    <a:blip r:embed="rId15"/>
                     <a:stretch>
                       <a:fillRect/>
                     </a:stretch>
@@ -2844,7 +4220,7 @@
         <w:drawing>
           <wp:inline xmlns:a="http://schemas.openxmlformats.org/drawingml/2006/main" xmlns:pic="http://schemas.openxmlformats.org/drawingml/2006/picture">
             <wp:extent cx="5943600" cy="1320165"/>
-            <wp:docPr id="5" name="Picture 5"/>
+            <wp:docPr id="8" name="Picture 8"/>
             <wp:cNvGraphicFramePr>
               <a:graphicFrameLocks noChangeAspect="1"/>
             </wp:cNvGraphicFramePr>
@@ -2856,7 +4232,7 @@
                     <pic:cNvPicPr/>
                   </pic:nvPicPr>
                   <pic:blipFill>
-                    <a:blip r:embed="rId13"/>
+                    <a:blip r:embed="rId16"/>
                     <a:stretch>
                       <a:fillRect/>
                     </a:stretch>
@@ -2888,7 +4264,7 @@
         <w:drawing>
           <wp:inline xmlns:a="http://schemas.openxmlformats.org/drawingml/2006/main" xmlns:pic="http://schemas.openxmlformats.org/drawingml/2006/picture">
             <wp:extent cx="5943600" cy="1320165"/>
-            <wp:docPr id="6" name="Picture 6"/>
+            <wp:docPr id="9" name="Picture 9"/>
             <wp:cNvGraphicFramePr>
               <a:graphicFrameLocks noChangeAspect="1"/>
             </wp:cNvGraphicFramePr>
@@ -2900,7 +4276,7 @@
                     <pic:cNvPicPr/>
                   </pic:nvPicPr>
                   <pic:blipFill>
-                    <a:blip r:embed="rId14"/>
+                    <a:blip r:embed="rId17"/>
                     <a:stretch>
                       <a:fillRect/>
                     </a:stretch>
@@ -2932,7 +4308,7 @@
         <w:drawing>
           <wp:inline xmlns:a="http://schemas.openxmlformats.org/drawingml/2006/main" xmlns:pic="http://schemas.openxmlformats.org/drawingml/2006/picture">
             <wp:extent cx="5943600" cy="1320165"/>
-            <wp:docPr id="7" name="Picture 7"/>
+            <wp:docPr id="10" name="Picture 10"/>
             <wp:cNvGraphicFramePr>
               <a:graphicFrameLocks noChangeAspect="1"/>
             </wp:cNvGraphicFramePr>
@@ -2944,7 +4320,7 @@
                     <pic:cNvPicPr/>
                   </pic:nvPicPr>
                   <pic:blipFill>
-                    <a:blip r:embed="rId15"/>
+                    <a:blip r:embed="rId18"/>
                     <a:stretch>
                       <a:fillRect/>
                     </a:stretch>
@@ -2976,7 +4352,7 @@
         <w:drawing>
           <wp:inline xmlns:a="http://schemas.openxmlformats.org/drawingml/2006/main" xmlns:pic="http://schemas.openxmlformats.org/drawingml/2006/picture">
             <wp:extent cx="5943600" cy="1320165"/>
-            <wp:docPr id="8" name="Picture 8"/>
+            <wp:docPr id="11" name="Picture 11"/>
             <wp:cNvGraphicFramePr>
               <a:graphicFrameLocks noChangeAspect="1"/>
             </wp:cNvGraphicFramePr>
@@ -2988,7 +4364,7 @@
                     <pic:cNvPicPr/>
                   </pic:nvPicPr>
                   <pic:blipFill>
-                    <a:blip r:embed="rId16"/>
+                    <a:blip r:embed="rId19"/>
                     <a:stretch>
                       <a:fillRect/>
                     </a:stretch>
@@ -3020,7 +4396,7 @@
         <w:drawing>
           <wp:inline xmlns:a="http://schemas.openxmlformats.org/drawingml/2006/main" xmlns:pic="http://schemas.openxmlformats.org/drawingml/2006/picture">
             <wp:extent cx="5943600" cy="1320165"/>
-            <wp:docPr id="9" name="Picture 9"/>
+            <wp:docPr id="12" name="Picture 12"/>
             <wp:cNvGraphicFramePr>
               <a:graphicFrameLocks noChangeAspect="1"/>
             </wp:cNvGraphicFramePr>
@@ -3032,7 +4408,7 @@
                     <pic:cNvPicPr/>
                   </pic:nvPicPr>
                   <pic:blipFill>
-                    <a:blip r:embed="rId17"/>
+                    <a:blip r:embed="rId20"/>
                     <a:stretch>
                       <a:fillRect/>
                     </a:stretch>
@@ -3064,7 +4440,7 @@
         <w:drawing>
           <wp:inline xmlns:a="http://schemas.openxmlformats.org/drawingml/2006/main" xmlns:pic="http://schemas.openxmlformats.org/drawingml/2006/picture">
             <wp:extent cx="5943600" cy="1320165"/>
-            <wp:docPr id="10" name="Picture 10"/>
+            <wp:docPr id="13" name="Picture 13"/>
             <wp:cNvGraphicFramePr>
               <a:graphicFrameLocks noChangeAspect="1"/>
             </wp:cNvGraphicFramePr>
@@ -3076,7 +4452,7 @@
                     <pic:cNvPicPr/>
                   </pic:nvPicPr>
                   <pic:blipFill>
-                    <a:blip r:embed="rId18"/>
+                    <a:blip r:embed="rId21"/>
                     <a:stretch>
                       <a:fillRect/>
                     </a:stretch>
@@ -3108,7 +4484,7 @@
         <w:drawing>
           <wp:inline xmlns:a="http://schemas.openxmlformats.org/drawingml/2006/main" xmlns:pic="http://schemas.openxmlformats.org/drawingml/2006/picture">
             <wp:extent cx="5943600" cy="1320165"/>
-            <wp:docPr id="11" name="Picture 11"/>
+            <wp:docPr id="14" name="Picture 14"/>
             <wp:cNvGraphicFramePr>
               <a:graphicFrameLocks noChangeAspect="1"/>
             </wp:cNvGraphicFramePr>
@@ -3120,7 +4496,7 @@
                     <pic:cNvPicPr/>
                   </pic:nvPicPr>
                   <pic:blipFill>
-                    <a:blip r:embed="rId19"/>
+                    <a:blip r:embed="rId22"/>
                     <a:stretch>
                       <a:fillRect/>
                     </a:stretch>
@@ -3152,7 +4528,7 @@
         <w:drawing>
           <wp:inline xmlns:a="http://schemas.openxmlformats.org/drawingml/2006/main" xmlns:pic="http://schemas.openxmlformats.org/drawingml/2006/picture">
             <wp:extent cx="5943600" cy="1320165"/>
-            <wp:docPr id="12" name="Picture 12"/>
+            <wp:docPr id="15" name="Picture 15"/>
             <wp:cNvGraphicFramePr>
               <a:graphicFrameLocks noChangeAspect="1"/>
             </wp:cNvGraphicFramePr>
@@ -3164,7 +4540,7 @@
                     <pic:cNvPicPr/>
                   </pic:nvPicPr>
                   <pic:blipFill>
-                    <a:blip r:embed="rId20"/>
+                    <a:blip r:embed="rId23"/>
                     <a:stretch>
                       <a:fillRect/>
                     </a:stretch>
@@ -3196,7 +4572,7 @@
         <w:drawing>
           <wp:inline xmlns:a="http://schemas.openxmlformats.org/drawingml/2006/main" xmlns:pic="http://schemas.openxmlformats.org/drawingml/2006/picture">
             <wp:extent cx="5943600" cy="1320165"/>
-            <wp:docPr id="13" name="Picture 13"/>
+            <wp:docPr id="16" name="Picture 16"/>
             <wp:cNvGraphicFramePr>
               <a:graphicFrameLocks noChangeAspect="1"/>
             </wp:cNvGraphicFramePr>
@@ -3208,7 +4584,7 @@
                     <pic:cNvPicPr/>
                   </pic:nvPicPr>
                   <pic:blipFill>
-                    <a:blip r:embed="rId21"/>
+                    <a:blip r:embed="rId24"/>
                     <a:stretch>
                       <a:fillRect/>
                     </a:stretch>
@@ -3240,7 +4616,7 @@
         <w:drawing>
           <wp:inline xmlns:a="http://schemas.openxmlformats.org/drawingml/2006/main" xmlns:pic="http://schemas.openxmlformats.org/drawingml/2006/picture">
             <wp:extent cx="5943600" cy="1320165"/>
-            <wp:docPr id="14" name="Picture 14"/>
+            <wp:docPr id="17" name="Picture 17"/>
             <wp:cNvGraphicFramePr>
               <a:graphicFrameLocks noChangeAspect="1"/>
             </wp:cNvGraphicFramePr>
@@ -3252,7 +4628,7 @@
                     <pic:cNvPicPr/>
                   </pic:nvPicPr>
                   <pic:blipFill>
-                    <a:blip r:embed="rId22"/>
+                    <a:blip r:embed="rId25"/>
                     <a:stretch>
                       <a:fillRect/>
                     </a:stretch>
@@ -3284,7 +4660,7 @@
         <w:drawing>
           <wp:inline xmlns:a="http://schemas.openxmlformats.org/drawingml/2006/main" xmlns:pic="http://schemas.openxmlformats.org/drawingml/2006/picture">
             <wp:extent cx="5943600" cy="1320165"/>
-            <wp:docPr id="15" name="Picture 15"/>
+            <wp:docPr id="18" name="Picture 18"/>
             <wp:cNvGraphicFramePr>
               <a:graphicFrameLocks noChangeAspect="1"/>
             </wp:cNvGraphicFramePr>
@@ -3296,7 +4672,271 @@
                     <pic:cNvPicPr/>
                   </pic:nvPicPr>
                   <pic:blipFill>
-                    <a:blip r:embed="rId23"/>
+                    <a:blip r:embed="rId26"/>
+                    <a:stretch>
+                      <a:fillRect/>
+                    </a:stretch>
+                  </pic:blipFill>
+                  <pic:spPr>
+                    <a:xfrm>
+                      <a:off x="0" y="0"/>
+                      <a:ext cx="5943600" cy="1320165"/>
+                    </a:xfrm>
+                    <a:prstGeom prst="rect"/>
+                  </pic:spPr>
+                </pic:pic>
+              </a:graphicData>
+            </a:graphic>
+          </wp:inline>
+        </w:drawing>
+      </w:r>
+    </w:p>
+    <w:p>
+      <w:pPr>
+        <w:pStyle w:val="Heading3"/>
+      </w:pPr>
+      <w:r>
+        <w:t>MediaPipe Tasks — full — squat</w:t>
+      </w:r>
+    </w:p>
+    <w:p>
+      <w:r>
+        <w:drawing>
+          <wp:inline xmlns:a="http://schemas.openxmlformats.org/drawingml/2006/main" xmlns:pic="http://schemas.openxmlformats.org/drawingml/2006/picture">
+            <wp:extent cx="5943600" cy="1320165"/>
+            <wp:docPr id="19" name="Picture 19"/>
+            <wp:cNvGraphicFramePr>
+              <a:graphicFrameLocks noChangeAspect="1"/>
+            </wp:cNvGraphicFramePr>
+            <a:graphic>
+              <a:graphicData uri="http://schemas.openxmlformats.org/drawingml/2006/picture">
+                <pic:pic>
+                  <pic:nvPicPr>
+                    <pic:cNvPr id="0" name="mediapipe_tasks_full__squat__cpu.jpg"/>
+                    <pic:cNvPicPr/>
+                  </pic:nvPicPr>
+                  <pic:blipFill>
+                    <a:blip r:embed="rId27"/>
+                    <a:stretch>
+                      <a:fillRect/>
+                    </a:stretch>
+                  </pic:blipFill>
+                  <pic:spPr>
+                    <a:xfrm>
+                      <a:off x="0" y="0"/>
+                      <a:ext cx="5943600" cy="1320165"/>
+                    </a:xfrm>
+                    <a:prstGeom prst="rect"/>
+                  </pic:spPr>
+                </pic:pic>
+              </a:graphicData>
+            </a:graphic>
+          </wp:inline>
+        </w:drawing>
+      </w:r>
+    </w:p>
+    <w:p>
+      <w:pPr>
+        <w:pStyle w:val="Heading3"/>
+      </w:pPr>
+      <w:r>
+        <w:t>MediaPipe Tasks — full — laying</w:t>
+      </w:r>
+    </w:p>
+    <w:p>
+      <w:r>
+        <w:drawing>
+          <wp:inline xmlns:a="http://schemas.openxmlformats.org/drawingml/2006/main" xmlns:pic="http://schemas.openxmlformats.org/drawingml/2006/picture">
+            <wp:extent cx="5943600" cy="1320165"/>
+            <wp:docPr id="20" name="Picture 20"/>
+            <wp:cNvGraphicFramePr>
+              <a:graphicFrameLocks noChangeAspect="1"/>
+            </wp:cNvGraphicFramePr>
+            <a:graphic>
+              <a:graphicData uri="http://schemas.openxmlformats.org/drawingml/2006/picture">
+                <pic:pic>
+                  <pic:nvPicPr>
+                    <pic:cNvPr id="0" name="mediapipe_tasks_full__laying__cpu.jpg"/>
+                    <pic:cNvPicPr/>
+                  </pic:nvPicPr>
+                  <pic:blipFill>
+                    <a:blip r:embed="rId28"/>
+                    <a:stretch>
+                      <a:fillRect/>
+                    </a:stretch>
+                  </pic:blipFill>
+                  <pic:spPr>
+                    <a:xfrm>
+                      <a:off x="0" y="0"/>
+                      <a:ext cx="5943600" cy="1320165"/>
+                    </a:xfrm>
+                    <a:prstGeom prst="rect"/>
+                  </pic:spPr>
+                </pic:pic>
+              </a:graphicData>
+            </a:graphic>
+          </wp:inline>
+        </w:drawing>
+      </w:r>
+    </w:p>
+    <w:p>
+      <w:pPr>
+        <w:pStyle w:val="Heading3"/>
+      </w:pPr>
+      <w:r>
+        <w:t>MediaPipe Tasks — full — sit</w:t>
+      </w:r>
+    </w:p>
+    <w:p>
+      <w:r>
+        <w:drawing>
+          <wp:inline xmlns:a="http://schemas.openxmlformats.org/drawingml/2006/main" xmlns:pic="http://schemas.openxmlformats.org/drawingml/2006/picture">
+            <wp:extent cx="5943600" cy="1320165"/>
+            <wp:docPr id="21" name="Picture 21"/>
+            <wp:cNvGraphicFramePr>
+              <a:graphicFrameLocks noChangeAspect="1"/>
+            </wp:cNvGraphicFramePr>
+            <a:graphic>
+              <a:graphicData uri="http://schemas.openxmlformats.org/drawingml/2006/picture">
+                <pic:pic>
+                  <pic:nvPicPr>
+                    <pic:cNvPr id="0" name="mediapipe_tasks_full__sit__cpu.jpg"/>
+                    <pic:cNvPicPr/>
+                  </pic:nvPicPr>
+                  <pic:blipFill>
+                    <a:blip r:embed="rId29"/>
+                    <a:stretch>
+                      <a:fillRect/>
+                    </a:stretch>
+                  </pic:blipFill>
+                  <pic:spPr>
+                    <a:xfrm>
+                      <a:off x="0" y="0"/>
+                      <a:ext cx="5943600" cy="1320165"/>
+                    </a:xfrm>
+                    <a:prstGeom prst="rect"/>
+                  </pic:spPr>
+                </pic:pic>
+              </a:graphicData>
+            </a:graphic>
+          </wp:inline>
+        </w:drawing>
+      </w:r>
+    </w:p>
+    <w:p>
+      <w:pPr>
+        <w:pStyle w:val="Heading3"/>
+      </w:pPr>
+      <w:r>
+        <w:t>MediaPipe Tasks — heavy — squat</w:t>
+      </w:r>
+    </w:p>
+    <w:p>
+      <w:r>
+        <w:drawing>
+          <wp:inline xmlns:a="http://schemas.openxmlformats.org/drawingml/2006/main" xmlns:pic="http://schemas.openxmlformats.org/drawingml/2006/picture">
+            <wp:extent cx="5943600" cy="1320165"/>
+            <wp:docPr id="22" name="Picture 22"/>
+            <wp:cNvGraphicFramePr>
+              <a:graphicFrameLocks noChangeAspect="1"/>
+            </wp:cNvGraphicFramePr>
+            <a:graphic>
+              <a:graphicData uri="http://schemas.openxmlformats.org/drawingml/2006/picture">
+                <pic:pic>
+                  <pic:nvPicPr>
+                    <pic:cNvPr id="0" name="mediapipe_tasks_heavy__squat__cpu.jpg"/>
+                    <pic:cNvPicPr/>
+                  </pic:nvPicPr>
+                  <pic:blipFill>
+                    <a:blip r:embed="rId30"/>
+                    <a:stretch>
+                      <a:fillRect/>
+                    </a:stretch>
+                  </pic:blipFill>
+                  <pic:spPr>
+                    <a:xfrm>
+                      <a:off x="0" y="0"/>
+                      <a:ext cx="5943600" cy="1320165"/>
+                    </a:xfrm>
+                    <a:prstGeom prst="rect"/>
+                  </pic:spPr>
+                </pic:pic>
+              </a:graphicData>
+            </a:graphic>
+          </wp:inline>
+        </w:drawing>
+      </w:r>
+    </w:p>
+    <w:p>
+      <w:pPr>
+        <w:pStyle w:val="Heading3"/>
+      </w:pPr>
+      <w:r>
+        <w:t>MediaPipe Tasks — heavy — laying</w:t>
+      </w:r>
+    </w:p>
+    <w:p>
+      <w:r>
+        <w:drawing>
+          <wp:inline xmlns:a="http://schemas.openxmlformats.org/drawingml/2006/main" xmlns:pic="http://schemas.openxmlformats.org/drawingml/2006/picture">
+            <wp:extent cx="5943600" cy="1320165"/>
+            <wp:docPr id="23" name="Picture 23"/>
+            <wp:cNvGraphicFramePr>
+              <a:graphicFrameLocks noChangeAspect="1"/>
+            </wp:cNvGraphicFramePr>
+            <a:graphic>
+              <a:graphicData uri="http://schemas.openxmlformats.org/drawingml/2006/picture">
+                <pic:pic>
+                  <pic:nvPicPr>
+                    <pic:cNvPr id="0" name="mediapipe_tasks_heavy__laying__cpu.jpg"/>
+                    <pic:cNvPicPr/>
+                  </pic:nvPicPr>
+                  <pic:blipFill>
+                    <a:blip r:embed="rId31"/>
+                    <a:stretch>
+                      <a:fillRect/>
+                    </a:stretch>
+                  </pic:blipFill>
+                  <pic:spPr>
+                    <a:xfrm>
+                      <a:off x="0" y="0"/>
+                      <a:ext cx="5943600" cy="1320165"/>
+                    </a:xfrm>
+                    <a:prstGeom prst="rect"/>
+                  </pic:spPr>
+                </pic:pic>
+              </a:graphicData>
+            </a:graphic>
+          </wp:inline>
+        </w:drawing>
+      </w:r>
+    </w:p>
+    <w:p>
+      <w:pPr>
+        <w:pStyle w:val="Heading3"/>
+      </w:pPr>
+      <w:r>
+        <w:t>MediaPipe Tasks — heavy — sit</w:t>
+      </w:r>
+    </w:p>
+    <w:p>
+      <w:r>
+        <w:drawing>
+          <wp:inline xmlns:a="http://schemas.openxmlformats.org/drawingml/2006/main" xmlns:pic="http://schemas.openxmlformats.org/drawingml/2006/picture">
+            <wp:extent cx="5943600" cy="1320165"/>
+            <wp:docPr id="24" name="Picture 24"/>
+            <wp:cNvGraphicFramePr>
+              <a:graphicFrameLocks noChangeAspect="1"/>
+            </wp:cNvGraphicFramePr>
+            <a:graphic>
+              <a:graphicData uri="http://schemas.openxmlformats.org/drawingml/2006/picture">
+                <pic:pic>
+                  <pic:nvPicPr>
+                    <pic:cNvPr id="0" name="mediapipe_tasks_heavy__sit__cpu.jpg"/>
+                    <pic:cNvPicPr/>
+                  </pic:nvPicPr>
+                  <pic:blipFill>
+                    <a:blip r:embed="rId32"/>
                     <a:stretch>
                       <a:fillRect/>
                     </a:stretch>
@@ -3320,12 +4960,620 @@
         <w:pStyle w:val="Heading1"/>
       </w:pPr>
       <w:r>
-        <w:t>5b. Why not just run the fast one on the GPU?</w:t>
+        <w:t>5b. The GPU options for pose, laid out</w:t>
       </w:r>
     </w:p>
     <w:p>
       <w:r>
-        <w:t>The dev GPU has 4096.0 MB; the deploy laptop is similar and its VRAM is shared with the other perception / navigation modules. Every model that touches the GPU takes a fixed slice away from them for the whole session. The GPU-latency win (below) does not change that MediaPipe's 0-MB footprint is the right default; revisit only if a measured accuracy gap forces it.</w:t>
+        <w:t>With CUDA already installed on the robot and the other modules already using the GPU, VRAM is no longer a hard blocker — so here is the honest comparison of every GPU-capable option against the fast CPU path:</w:t>
+      </w:r>
+    </w:p>
+    <w:tbl>
+      <w:tblPr>
+        <w:tblStyle w:val="LightGrid-Accent1"/>
+        <w:tblW w:type="auto" w:w="0"/>
+        <w:tblLook w:firstColumn="1" w:firstRow="1" w:lastColumn="0" w:lastRow="0" w:noHBand="0" w:noVBand="1" w:val="04A0"/>
+      </w:tblPr>
+      <w:tblGrid>
+        <w:gridCol w:w="1728"/>
+        <w:gridCol w:w="1728"/>
+        <w:gridCol w:w="1728"/>
+        <w:gridCol w:w="1728"/>
+        <w:gridCol w:w="1728"/>
+      </w:tblGrid>
+      <w:tr>
+        <w:tc>
+          <w:tcPr>
+            <w:tcW w:type="dxa" w:w="1728"/>
+          </w:tcPr>
+          <w:p>
+            <w:r/>
+            <w:r>
+              <w:rPr>
+                <w:b/>
+                <w:sz w:val="18"/>
+              </w:rPr>
+              <w:t>Option</w:t>
+            </w:r>
+          </w:p>
+        </w:tc>
+        <w:tc>
+          <w:tcPr>
+            <w:tcW w:type="dxa" w:w="1728"/>
+          </w:tcPr>
+          <w:p>
+            <w:r/>
+            <w:r>
+              <w:rPr>
+                <w:b/>
+                <w:sz w:val="18"/>
+              </w:rPr>
+              <w:t>Latency (squat)</w:t>
+            </w:r>
+          </w:p>
+        </w:tc>
+        <w:tc>
+          <w:tcPr>
+            <w:tcW w:type="dxa" w:w="1728"/>
+          </w:tcPr>
+          <w:p>
+            <w:r/>
+            <w:r>
+              <w:rPr>
+                <w:b/>
+                <w:sz w:val="18"/>
+              </w:rPr>
+              <w:t>VRAM</w:t>
+            </w:r>
+          </w:p>
+        </w:tc>
+        <w:tc>
+          <w:tcPr>
+            <w:tcW w:type="dxa" w:w="1728"/>
+          </w:tcPr>
+          <w:p>
+            <w:r/>
+            <w:r>
+              <w:rPr>
+                <w:b/>
+                <w:sz w:val="18"/>
+              </w:rPr>
+              <w:t>Runtime cost</w:t>
+            </w:r>
+          </w:p>
+        </w:tc>
+        <w:tc>
+          <w:tcPr>
+            <w:tcW w:type="dxa" w:w="1728"/>
+          </w:tcPr>
+          <w:p>
+            <w:r/>
+            <w:r>
+              <w:rPr>
+                <w:b/>
+                <w:sz w:val="18"/>
+              </w:rPr>
+              <w:t>Keypoint issues</w:t>
+            </w:r>
+          </w:p>
+        </w:tc>
+      </w:tr>
+      <w:tr>
+        <w:tc>
+          <w:tcPr>
+            <w:tcW w:type="dxa" w:w="1728"/>
+          </w:tcPr>
+          <w:p>
+            <w:r/>
+            <w:r>
+              <w:rPr>
+                <w:b w:val="0"/>
+                <w:sz w:val="18"/>
+              </w:rPr>
+              <w:t>MediaPipe Tasks lite — CPU</w:t>
+            </w:r>
+          </w:p>
+        </w:tc>
+        <w:tc>
+          <w:tcPr>
+            <w:tcW w:type="dxa" w:w="1728"/>
+          </w:tcPr>
+          <w:p>
+            <w:r/>
+            <w:r>
+              <w:rPr>
+                <w:b w:val="0"/>
+                <w:sz w:val="18"/>
+              </w:rPr>
+              <w:t>25 ms / 40 FPS</w:t>
+            </w:r>
+          </w:p>
+        </w:tc>
+        <w:tc>
+          <w:tcPr>
+            <w:tcW w:type="dxa" w:w="1728"/>
+          </w:tcPr>
+          <w:p>
+            <w:r/>
+            <w:r>
+              <w:rPr>
+                <w:b w:val="0"/>
+                <w:sz w:val="18"/>
+              </w:rPr>
+              <w:t>0</w:t>
+            </w:r>
+          </w:p>
+        </w:tc>
+        <w:tc>
+          <w:tcPr>
+            <w:tcW w:type="dxa" w:w="1728"/>
+          </w:tcPr>
+          <w:p>
+            <w:r/>
+            <w:r>
+              <w:rPr>
+                <w:b w:val="0"/>
+                <w:sz w:val="18"/>
+              </w:rPr>
+              <w:t>none (already a dep)</w:t>
+            </w:r>
+          </w:p>
+        </w:tc>
+        <w:tc>
+          <w:tcPr>
+            <w:tcW w:type="dxa" w:w="1728"/>
+          </w:tcPr>
+          <w:p>
+            <w:r/>
+            <w:r>
+              <w:rPr>
+                <w:b w:val="0"/>
+                <w:sz w:val="18"/>
+              </w:rPr>
+              <w:t>none</w:t>
+            </w:r>
+          </w:p>
+        </w:tc>
+      </w:tr>
+      <w:tr>
+        <w:tc>
+          <w:tcPr>
+            <w:tcW w:type="dxa" w:w="1728"/>
+          </w:tcPr>
+          <w:p>
+            <w:r/>
+            <w:r>
+              <w:rPr>
+                <w:b w:val="0"/>
+                <w:sz w:val="18"/>
+              </w:rPr>
+              <w:t>MediaPipe Tasks lite — GPU (Linux)</w:t>
+            </w:r>
+          </w:p>
+        </w:tc>
+        <w:tc>
+          <w:tcPr>
+            <w:tcW w:type="dxa" w:w="1728"/>
+          </w:tcPr>
+          <w:p>
+            <w:r/>
+            <w:r>
+              <w:rPr>
+                <w:b w:val="0"/>
+                <w:sz w:val="18"/>
+              </w:rPr>
+              <w:t>not measurable on Windows; expect similar-to-somewhat-faster, see 5c</w:t>
+            </w:r>
+          </w:p>
+        </w:tc>
+        <w:tc>
+          <w:tcPr>
+            <w:tcW w:type="dxa" w:w="1728"/>
+          </w:tcPr>
+          <w:p>
+            <w:r/>
+            <w:r>
+              <w:rPr>
+                <w:b w:val="0"/>
+                <w:sz w:val="18"/>
+              </w:rPr>
+              <w:t>tens of MB (GL, not CUDA)</w:t>
+            </w:r>
+          </w:p>
+        </w:tc>
+        <w:tc>
+          <w:tcPr>
+            <w:tcW w:type="dxa" w:w="1728"/>
+          </w:tcPr>
+          <w:p>
+            <w:r/>
+            <w:r>
+              <w:rPr>
+                <w:b w:val="0"/>
+                <w:sz w:val="18"/>
+              </w:rPr>
+              <w:t>needs an EGL/GL context on the headless robot</w:t>
+            </w:r>
+          </w:p>
+        </w:tc>
+        <w:tc>
+          <w:tcPr>
+            <w:tcW w:type="dxa" w:w="1728"/>
+          </w:tcPr>
+          <w:p>
+            <w:r/>
+            <w:r>
+              <w:rPr>
+                <w:b w:val="0"/>
+                <w:sz w:val="18"/>
+              </w:rPr>
+              <w:t>none</w:t>
+            </w:r>
+          </w:p>
+        </w:tc>
+      </w:tr>
+      <w:tr>
+        <w:tc>
+          <w:tcPr>
+            <w:tcW w:type="dxa" w:w="1728"/>
+          </w:tcPr>
+          <w:p>
+            <w:r/>
+            <w:r>
+              <w:rPr>
+                <w:b w:val="0"/>
+                <w:sz w:val="18"/>
+              </w:rPr>
+              <w:t>YOLO11n-pose — CUDA</w:t>
+            </w:r>
+          </w:p>
+        </w:tc>
+        <w:tc>
+          <w:tcPr>
+            <w:tcW w:type="dxa" w:w="1728"/>
+          </w:tcPr>
+          <w:p>
+            <w:r/>
+            <w:r>
+              <w:rPr>
+                <w:b w:val="0"/>
+                <w:sz w:val="18"/>
+              </w:rPr>
+              <w:t>24 ms / 42 FPS</w:t>
+            </w:r>
+          </w:p>
+        </w:tc>
+        <w:tc>
+          <w:tcPr>
+            <w:tcW w:type="dxa" w:w="1728"/>
+          </w:tcPr>
+          <w:p>
+            <w:r/>
+            <w:r>
+              <w:rPr>
+                <w:b w:val="0"/>
+                <w:sz w:val="18"/>
+              </w:rPr>
+              <w:t>70 MB</w:t>
+            </w:r>
+          </w:p>
+        </w:tc>
+        <w:tc>
+          <w:tcPr>
+            <w:tcW w:type="dxa" w:w="1728"/>
+          </w:tcPr>
+          <w:p>
+            <w:r/>
+            <w:r>
+              <w:rPr>
+                <w:b w:val="0"/>
+                <w:sz w:val="18"/>
+              </w:rPr>
+              <w:t>torch + CUDA (~5 GB on disk)</w:t>
+            </w:r>
+          </w:p>
+        </w:tc>
+        <w:tc>
+          <w:tcPr>
+            <w:tcW w:type="dxa" w:w="1728"/>
+          </w:tcPr>
+          <w:p>
+            <w:r/>
+            <w:r>
+              <w:rPr>
+                <w:b w:val="0"/>
+                <w:sz w:val="18"/>
+              </w:rPr>
+              <w:t>flyaway head keypoints; picks the bystander — needs a person-selection fix</w:t>
+            </w:r>
+          </w:p>
+        </w:tc>
+      </w:tr>
+      <w:tr>
+        <w:tc>
+          <w:tcPr>
+            <w:tcW w:type="dxa" w:w="1728"/>
+          </w:tcPr>
+          <w:p>
+            <w:r/>
+            <w:r>
+              <w:rPr>
+                <w:b w:val="0"/>
+                <w:sz w:val="18"/>
+              </w:rPr>
+              <w:t>YOLO11s-pose — CUDA</w:t>
+            </w:r>
+          </w:p>
+        </w:tc>
+        <w:tc>
+          <w:tcPr>
+            <w:tcW w:type="dxa" w:w="1728"/>
+          </w:tcPr>
+          <w:p>
+            <w:r/>
+            <w:r>
+              <w:rPr>
+                <w:b w:val="0"/>
+                <w:sz w:val="18"/>
+              </w:rPr>
+              <w:t>21 ms / 47 FPS</w:t>
+            </w:r>
+          </w:p>
+        </w:tc>
+        <w:tc>
+          <w:tcPr>
+            <w:tcW w:type="dxa" w:w="1728"/>
+          </w:tcPr>
+          <w:p>
+            <w:r/>
+            <w:r>
+              <w:rPr>
+                <w:b w:val="0"/>
+                <w:sz w:val="18"/>
+              </w:rPr>
+              <w:t>130 MB</w:t>
+            </w:r>
+          </w:p>
+        </w:tc>
+        <w:tc>
+          <w:tcPr>
+            <w:tcW w:type="dxa" w:w="1728"/>
+          </w:tcPr>
+          <w:p>
+            <w:r/>
+            <w:r>
+              <w:rPr>
+                <w:b w:val="0"/>
+                <w:sz w:val="18"/>
+              </w:rPr>
+              <w:t>torch + CUDA</w:t>
+            </w:r>
+          </w:p>
+        </w:tc>
+        <w:tc>
+          <w:tcPr>
+            <w:tcW w:type="dxa" w:w="1728"/>
+          </w:tcPr>
+          <w:p>
+            <w:r/>
+            <w:r>
+              <w:rPr>
+                <w:b w:val="0"/>
+                <w:sz w:val="18"/>
+              </w:rPr>
+              <w:t>same as 11n, milder</w:t>
+            </w:r>
+          </w:p>
+        </w:tc>
+      </w:tr>
+      <w:tr>
+        <w:tc>
+          <w:tcPr>
+            <w:tcW w:type="dxa" w:w="1728"/>
+          </w:tcPr>
+          <w:p>
+            <w:r/>
+            <w:r>
+              <w:rPr>
+                <w:b w:val="0"/>
+                <w:sz w:val="18"/>
+              </w:rPr>
+              <w:t>RTMPose-t — CUDA</w:t>
+            </w:r>
+          </w:p>
+        </w:tc>
+        <w:tc>
+          <w:tcPr>
+            <w:tcW w:type="dxa" w:w="1728"/>
+          </w:tcPr>
+          <w:p>
+            <w:r/>
+            <w:r>
+              <w:rPr>
+                <w:b w:val="0"/>
+                <w:sz w:val="18"/>
+              </w:rPr>
+              <w:t>37 ms / 27 FPS</w:t>
+            </w:r>
+          </w:p>
+        </w:tc>
+        <w:tc>
+          <w:tcPr>
+            <w:tcW w:type="dxa" w:w="1728"/>
+          </w:tcPr>
+          <w:p>
+            <w:r/>
+            <w:r>
+              <w:rPr>
+                <w:b w:val="0"/>
+                <w:sz w:val="18"/>
+              </w:rPr>
+              <w:t>359 MB</w:t>
+            </w:r>
+          </w:p>
+        </w:tc>
+        <w:tc>
+          <w:tcPr>
+            <w:tcW w:type="dxa" w:w="1728"/>
+          </w:tcPr>
+          <w:p>
+            <w:r/>
+            <w:r>
+              <w:rPr>
+                <w:b w:val="0"/>
+                <w:sz w:val="18"/>
+              </w:rPr>
+              <w:t>onnxruntime-gpu + detector</w:t>
+            </w:r>
+          </w:p>
+        </w:tc>
+        <w:tc>
+          <w:tcPr>
+            <w:tcW w:type="dxa" w:w="1728"/>
+          </w:tcPr>
+          <w:p>
+            <w:r/>
+            <w:r>
+              <w:rPr>
+                <w:b w:val="0"/>
+                <w:sz w:val="18"/>
+              </w:rPr>
+              <w:t>detector picks the bystander sometimes</w:t>
+            </w:r>
+          </w:p>
+        </w:tc>
+      </w:tr>
+      <w:tr>
+        <w:tc>
+          <w:tcPr>
+            <w:tcW w:type="dxa" w:w="1728"/>
+          </w:tcPr>
+          <w:p>
+            <w:r/>
+            <w:r>
+              <w:rPr>
+                <w:b w:val="0"/>
+                <w:sz w:val="18"/>
+              </w:rPr>
+              <w:t>RTMPose-m — CUDA</w:t>
+            </w:r>
+          </w:p>
+        </w:tc>
+        <w:tc>
+          <w:tcPr>
+            <w:tcW w:type="dxa" w:w="1728"/>
+          </w:tcPr>
+          <w:p>
+            <w:r/>
+            <w:r>
+              <w:rPr>
+                <w:b w:val="0"/>
+                <w:sz w:val="18"/>
+              </w:rPr>
+              <w:t>83 ms / 12 FPS</w:t>
+            </w:r>
+          </w:p>
+        </w:tc>
+        <w:tc>
+          <w:tcPr>
+            <w:tcW w:type="dxa" w:w="1728"/>
+          </w:tcPr>
+          <w:p>
+            <w:r/>
+            <w:r>
+              <w:rPr>
+                <w:b w:val="0"/>
+                <w:sz w:val="18"/>
+              </w:rPr>
+              <w:t>611 MB</w:t>
+            </w:r>
+          </w:p>
+        </w:tc>
+        <w:tc>
+          <w:tcPr>
+            <w:tcW w:type="dxa" w:w="1728"/>
+          </w:tcPr>
+          <w:p>
+            <w:r/>
+            <w:r>
+              <w:rPr>
+                <w:b w:val="0"/>
+                <w:sz w:val="18"/>
+              </w:rPr>
+              <w:t>onnxruntime-gpu + detector</w:t>
+            </w:r>
+          </w:p>
+        </w:tc>
+        <w:tc>
+          <w:tcPr>
+            <w:tcW w:type="dxa" w:w="1728"/>
+          </w:tcPr>
+          <w:p>
+            <w:r/>
+            <w:r>
+              <w:rPr>
+                <w:b w:val="0"/>
+                <w:sz w:val="18"/>
+              </w:rPr>
+              <w:t>best skeleton, but slow and bystander-prone</w:t>
+            </w:r>
+          </w:p>
+        </w:tc>
+      </w:tr>
+    </w:tbl>
+    <w:p>
+      <w:r>
+        <w:t>The takeaway: the fastest GPU option (YOLO11n at 24 ms) is no faster than MediaPipe Tasks lite on the CPU (25 ms), and it brings back the two keypoint bugs plus a person-selection rewrite. There is no pose backbone here where spending GPU buys a meaningful win. Keep pose on the CPU; leave the GPU for the modules that genuinely need it.</w:t>
+      </w:r>
+    </w:p>
+    <w:p>
+      <w:pPr>
+        <w:pStyle w:val="Heading1"/>
+      </w:pPr>
+      <w:r>
+        <w:t>5c. MediaPipe + GPU — what it is and how to measure it</w:t>
+      </w:r>
+    </w:p>
+    <w:p>
+      <w:r>
+        <w:t>The MediaPipe Tasks GPU delegate raises NotImplementedError on Windows (recorded in metrics_gpu.json), so it is not in the tables above. On Linux — the deploy OS — it is available. Key facts:</w:t>
+      </w:r>
+    </w:p>
+    <w:p>
+      <w:pPr>
+        <w:pStyle w:val="ListBullet"/>
+      </w:pPr>
+      <w:r>
+        <w:t>It runs on the GPU via OpenGL ES 3.1 compute shaders, NOT CUDA. It does not use the CUDA runtime and does not allocate through the CUDA allocator, so it will not compete with the CUDA modules for SM/compute scheduling the way a second torch model would.</w:t>
+      </w:r>
+    </w:p>
+    <w:p>
+      <w:pPr>
+        <w:pStyle w:val="ListBullet"/>
+      </w:pPr>
+      <w:r>
+        <w:t>VRAM: the models are 3–30 MB of weights; with GL working buffers the resident footprint is on the order of tens of MB. It shows up in nvidia-smi's process list but not in torch.cuda memory stats.</w:t>
+      </w:r>
+    </w:p>
+    <w:p>
+      <w:pPr>
+        <w:pStyle w:val="ListBullet"/>
+      </w:pPr>
+      <w:r>
+        <w:t>Speed: on desktop-class hardware the XNNPACK CPU path for the lite/full models is already well optimised; the GPU delegate typically ranges from roughly on-par to ~2x faster, and can be slower for the lite model because the per-frame CPU&lt;-&gt;GPU image upload dominates. It helps most for the heavy model.</w:t>
+      </w:r>
+    </w:p>
+    <w:p>
+      <w:pPr>
+        <w:pStyle w:val="ListBullet"/>
+      </w:pPr>
+      <w:r>
+        <w:t>It needs a usable GL context. On a headless robot that means EGL with a surfaceless context; if the other modules already hold the GL/EGL display this is usually fine, otherwise it needs configuring.</w:t>
+      </w:r>
+    </w:p>
+    <w:p>
+      <w:r>
+        <w:t>To get real numbers on the Acer: install mediapipe on the Ubuntu box and run  python scripts/phase1_eval.py --device gpu --only mediapipe_tasks --merge  there. The MPTasksPose backend already requests the GPU delegate and records whether it loaded; on Linux it will produce a real 'gpu(gl)' row with nvidia-smi VRAM delta.</w:t>
       </w:r>
     </w:p>
     <w:p>
@@ -3598,7 +5846,7 @@
     </w:p>
     <w:p>
       <w:r>
-        <w:t>MediaPipe Pose + 2 wrist-crop hand detections per frame: 116 ms/frame ≈ 8.6 FPS (CPU pass) / 120 ms ≈ 8.3 FPS (GPU pass — unchanged, MediaPipe does not use the GPU). The two hand crops are the bottleneck (~2/3 of the time).</w:t>
+        <w:t>MediaPipe Pose (Solutions API, current backbone/pose.py) + 2 wrist-crop hand detections per frame: 116 ms/frame ≈ 8.6 FPS on this CPU. The two hand crops are ~2/3 of that. Swapping pose to the Tasks lite model saves ~13 ms/frame (pose 38 → 25 ms), lifting the combined rate to roughly 10 FPS; the hands remain the bottleneck and are where any further speed work (Phase 5) should go — smaller crops, or VIDEO-mode tracking instead of per-frame palm detection.</w:t>
       </w:r>
     </w:p>
     <w:p>
@@ -3614,7 +5862,7 @@
         <w:pStyle w:val="ListBullet"/>
       </w:pPr>
       <w:r>
-        <w:t>Lock MediaPipe Pose + MediaPipe Hands.</w:t>
+        <w:t>Adopt MediaPipe Pose via the Tasks API (pose_landmarker lite) + MediaPipe Hands. Update backbone/pose.py from the Solutions API to the Tasks API.</w:t>
       </w:r>
     </w:p>
     <w:p>
@@ -3622,7 +5870,7 @@
         <w:pStyle w:val="ListBullet"/>
       </w:pPr>
       <w:r>
-        <w:t>Rationale in priority order: (1) 0 VRAM — the deploy GPU is shared; (2) most stable keypoints on squat/sit, no bystander lock-on; (3) on CPU it is 3–9× faster than every alternative; (4) hand landmarks stable on the overlapping-finger shapes (rock, ILY).</w:t>
+        <w:t>Rationale: (1) 25 ms/frame on CPU — as fast as YOLO11n on the GPU, ~1.5x faster than the Solutions API we started with; (2) 0 VRAM, keeps the GPU free for the modules that need CUDA; (3) stable keypoints, single-person model, no bystander lock-on, no flyaway bug; (4) 33 landmarks (vs COCO-17), matching features/schema.py; (5) hand landmarks stable on the overlapping-finger shapes (rock, ILY).</w:t>
       </w:r>
     </w:p>
     <w:p>
@@ -3630,7 +5878,7 @@
         <w:pStyle w:val="ListBullet"/>
       </w:pPr>
       <w:r>
-        <w:t>The GPU alternative, stated plainly: YOLO11n-pose on CUDA is the fastest option at ~24 ms (42 FPS) but costs ~70 MB VRAM, a torch+CUDA runtime (~5 GB on disk), the flyaway-keypoint / bystander bugs, and a re-write of the person-selection logic. RTMPose-m has the nicest skeleton but needs ~600 MB VRAM and a separate detector. None of that is worth it while the robot's GPU budget is the binding constraint.</w:t>
+        <w:t>GPU was evaluated at your request (sections 5b–5c). Result: no pose backbone here gets a meaningful speed win from the GPU — the fastest GPU option (YOLO11n, 24 ms) ties the CPU MediaPipe path and reintroduces two keypoint bugs. MediaPipe's own GPU delegate is Linux-only (can't measure on this box) and, being OpenGL-based, would add tens of MB of VRAM for at best a small gain. Keep pose on CPU.</w:t>
       </w:r>
     </w:p>
     <w:p>
@@ -3654,7 +5902,15 @@
         <w:pStyle w:val="ListBullet"/>
       </w:pPr>
       <w:r>
-        <w:t>Confirm the combined ~9 FPS on the actual Acer/Ubuntu laptop and agree a real-time budget. If short: MediaPipe Tasks GPU delegate, smaller hand crops, or static_image_mode=False for hands.</w:t>
+        <w:t>On the Acer/Ubuntu: run the combined pipeline and confirm the real-time rate (~10 FPS expected with Tasks-lite pose); also run the MediaPipe GPU delegate there (section 5c) to close the GPU question with a real number.</w:t>
+      </w:r>
+    </w:p>
+    <w:p>
+      <w:pPr>
+        <w:pStyle w:val="ListBullet"/>
+      </w:pPr>
+      <w:r>
+        <w:t>Port backbone/pose.py to the Tasks API and re-extract features (the 33-landmark order is the same, but confirm — features are only valid for the exact backbone, see ARCHITECTURE.md).</w:t>
       </w:r>
     </w:p>
     <w:sectPr>
